--- a/작업일지/45주차.docx
+++ b/작업일지/45주차.docx
@@ -1,6 +1,6 @@
 
 <file path=word/document.xml><?xml version="1.0" encoding="utf-8"?>
-<w:document xmlns:wpc="http://schemas.microsoft.com/office/word/2010/wordprocessingCanvas" xmlns:cx="http://schemas.microsoft.com/office/drawing/2014/chartex" xmlns:cx1="http://schemas.microsoft.com/office/drawing/2015/9/8/chartex" xmlns:cx2="http://schemas.microsoft.com/office/drawing/2015/10/21/chartex" xmlns:cx3="http://schemas.microsoft.com/office/drawing/2016/5/9/chartex" xmlns:cx4="http://schemas.microsoft.com/office/drawing/2016/5/10/chartex" xmlns:cx5="http://schemas.microsoft.com/office/drawing/2016/5/11/chartex" xmlns:cx6="http://schemas.microsoft.com/office/drawing/2016/5/12/chartex" xmlns:cx7="http://schemas.microsoft.com/office/drawing/2016/5/13/chartex" xmlns:cx8="http://schemas.microsoft.com/office/drawing/2016/5/14/chartex" xmlns:mc="http://schemas.openxmlformats.org/markup-compatibility/2006" xmlns:aink="http://schemas.microsoft.com/office/drawing/2016/ink" xmlns:am3d="http://schemas.microsoft.com/office/drawing/2017/model3d" xmlns:o="urn:schemas-microsoft-com:office:office" xmlns:oel="http://schemas.microsoft.com/office/2019/extlst" xmlns:r="http://schemas.openxmlformats.org/officeDocument/2006/relationships" xmlns:m="http://schemas.openxmlformats.org/officeDocument/2006/math" xmlns:v="urn:schemas-microsoft-com:vml" xmlns:wp14="http://schemas.microsoft.com/office/word/2010/wordprocessingDrawing" xmlns:wp="http://schemas.openxmlformats.org/drawingml/2006/wordprocessingDrawing" xmlns:w10="urn:schemas-microsoft-com:office:word" xmlns:w="http://schemas.openxmlformats.org/wordprocessingml/2006/main" xmlns:w14="http://schemas.microsoft.com/office/word/2010/wordml" xmlns:w15="http://schemas.microsoft.com/office/word/2012/wordml" xmlns:w16cex="http://schemas.microsoft.com/office/word/2018/wordml/cex" xmlns:w16cid="http://schemas.microsoft.com/office/word/2016/wordml/cid" xmlns:w16="http://schemas.microsoft.com/office/word/2018/wordml" xmlns:w16du="http://schemas.microsoft.com/office/word/2023/wordml/word16du" xmlns:w16sdtdh="http://schemas.microsoft.com/office/word/2020/wordml/sdtdatahash" xmlns:w16se="http://schemas.microsoft.com/office/word/2015/wordml/symex" xmlns:wpg="http://schemas.microsoft.com/office/word/2010/wordprocessingGroup" xmlns:wpi="http://schemas.microsoft.com/office/word/2010/wordprocessingInk" xmlns:wne="http://schemas.microsoft.com/office/word/2006/wordml" xmlns:wps="http://schemas.microsoft.com/office/word/2010/wordprocessingShape" mc:Ignorable="w14 w15 w16se w16cid w16 w16cex w16sdtdh w16du wp14">
+<w:document xmlns:wpc="http://schemas.microsoft.com/office/word/2010/wordprocessingCanvas" xmlns:cx="http://schemas.microsoft.com/office/drawing/2014/chartex" xmlns:cx1="http://schemas.microsoft.com/office/drawing/2015/9/8/chartex" xmlns:cx2="http://schemas.microsoft.com/office/drawing/2015/10/21/chartex" xmlns:cx3="http://schemas.microsoft.com/office/drawing/2016/5/9/chartex" xmlns:cx4="http://schemas.microsoft.com/office/drawing/2016/5/10/chartex" xmlns:cx5="http://schemas.microsoft.com/office/drawing/2016/5/11/chartex" xmlns:cx6="http://schemas.microsoft.com/office/drawing/2016/5/12/chartex" xmlns:cx7="http://schemas.microsoft.com/office/drawing/2016/5/13/chartex" xmlns:cx8="http://schemas.microsoft.com/office/drawing/2016/5/14/chartex" xmlns:mc="http://schemas.openxmlformats.org/markup-compatibility/2006" xmlns:aink="http://schemas.microsoft.com/office/drawing/2016/ink" xmlns:am3d="http://schemas.microsoft.com/office/drawing/2017/model3d" xmlns:o="urn:schemas-microsoft-com:office:office" xmlns:oel="http://schemas.microsoft.com/office/2019/extlst" xmlns:r="http://schemas.openxmlformats.org/officeDocument/2006/relationships" xmlns:m="http://schemas.openxmlformats.org/officeDocument/2006/math" xmlns:v="urn:schemas-microsoft-com:vml" xmlns:wp14="http://schemas.microsoft.com/office/word/2010/wordprocessingDrawing" xmlns:wp="http://schemas.openxmlformats.org/drawingml/2006/wordprocessingDrawing" xmlns:w10="urn:schemas-microsoft-com:office:word" xmlns:w="http://schemas.openxmlformats.org/wordprocessingml/2006/main" xmlns:w14="http://schemas.microsoft.com/office/word/2010/wordml" xmlns:w15="http://schemas.microsoft.com/office/word/2012/wordml" xmlns:w16cex="http://schemas.microsoft.com/office/word/2018/wordml/cex" xmlns:w16cid="http://schemas.microsoft.com/office/word/2016/wordml/cid" xmlns:w16="http://schemas.microsoft.com/office/word/2018/wordml" xmlns:w16du="http://schemas.microsoft.com/office/word/2023/wordml/word16du" xmlns:w16sdtdh="http://schemas.microsoft.com/office/word/2020/wordml/sdtdatahash" xmlns:w16sdtfl="http://schemas.microsoft.com/office/word/2024/wordml/sdtformatlock" xmlns:w16se="http://schemas.microsoft.com/office/word/2015/wordml/symex" xmlns:wpg="http://schemas.microsoft.com/office/word/2010/wordprocessingGroup" xmlns:wpi="http://schemas.microsoft.com/office/word/2010/wordprocessingInk" xmlns:wne="http://schemas.microsoft.com/office/word/2006/wordml" xmlns:wps="http://schemas.microsoft.com/office/word/2010/wordprocessingShape" mc:Ignorable="w14 w15 w16se w16cid w16 w16cex w16sdtdh w16sdtfl w16du wp14">
   <w:body>
     <w:p>
       <w:pPr>
@@ -125,9 +125,6 @@
           <w:p>
             <w:pPr>
               <w:jc w:val="center"/>
-              <w:rPr>
-                <w:rFonts w:hint="eastAsia"/>
-              </w:rPr>
             </w:pPr>
             <w:r>
               <w:rPr>
@@ -166,9 +163,6 @@
           <w:p>
             <w:pPr>
               <w:jc w:val="center"/>
-              <w:rPr>
-                <w:rFonts w:hint="eastAsia"/>
-              </w:rPr>
             </w:pPr>
             <w:r>
               <w:rPr>
@@ -255,7 +249,6 @@
                 <w:bCs/>
               </w:rPr>
             </w:pPr>
-            <w:proofErr w:type="spellStart"/>
             <w:r>
               <w:rPr>
                 <w:rFonts w:hint="eastAsia"/>
@@ -264,7 +257,6 @@
               </w:rPr>
               <w:t>팀명</w:t>
             </w:r>
-            <w:proofErr w:type="spellEnd"/>
           </w:p>
         </w:tc>
         <w:tc>
@@ -334,21 +326,7 @@
               <w:rPr>
                 <w:rFonts w:hint="eastAsia"/>
               </w:rPr>
-              <w:t xml:space="preserve"> </w:t>
-            </w:r>
-            <w:proofErr w:type="spellStart"/>
-            <w:r>
-              <w:rPr>
-                <w:rFonts w:hint="eastAsia"/>
-              </w:rPr>
-              <w:t>윤이하나</w:t>
-            </w:r>
-            <w:proofErr w:type="spellEnd"/>
-            <w:r>
-              <w:rPr>
-                <w:rFonts w:hint="eastAsia"/>
-              </w:rPr>
-              <w:t xml:space="preserve">(기획, </w:t>
+              <w:t xml:space="preserve"> 윤이하나(기획, </w:t>
             </w:r>
             <w:r>
               <w:rPr>
@@ -391,13 +369,7 @@
         </w:tc>
       </w:tr>
     </w:tbl>
-    <w:p>
-      <w:pPr>
-        <w:rPr>
-          <w:rFonts w:hint="eastAsia"/>
-        </w:rPr>
-      </w:pPr>
-    </w:p>
+    <w:p/>
     <w:p>
       <w:pPr>
         <w:rPr>
@@ -444,7 +416,6 @@
                 <w:bCs/>
               </w:rPr>
             </w:pPr>
-            <w:proofErr w:type="spellStart"/>
             <w:r>
               <w:rPr>
                 <w:rFonts w:hint="eastAsia"/>
@@ -453,7 +424,6 @@
               </w:rPr>
               <w:t>윤이하나</w:t>
             </w:r>
-            <w:proofErr w:type="spellEnd"/>
           </w:p>
         </w:tc>
         <w:tc>
@@ -489,7 +459,27 @@
           <w:tcPr>
             <w:tcW w:w="9214" w:type="dxa"/>
           </w:tcPr>
-          <w:p/>
+          <w:p>
+            <w:r>
+              <w:rPr>
+                <w:rFonts w:hint="eastAsia"/>
+              </w:rPr>
+              <w:t>-DummyClient 구현 및 동접 테스트</w:t>
+            </w:r>
+          </w:p>
+          <w:p>
+            <w:pPr>
+              <w:rPr>
+                <w:rFonts w:hint="eastAsia"/>
+              </w:rPr>
+            </w:pPr>
+            <w:r>
+              <w:rPr>
+                <w:rFonts w:hint="eastAsia"/>
+              </w:rPr>
+              <w:t>-Stage Timer 추가</w:t>
+            </w:r>
+          </w:p>
         </w:tc>
       </w:tr>
       <w:tr>
@@ -523,21 +513,7 @@
               <w:rPr>
                 <w:rFonts w:hint="eastAsia"/>
               </w:rPr>
-              <w:t xml:space="preserve">- </w:t>
-            </w:r>
-            <w:proofErr w:type="spellStart"/>
-            <w:r>
-              <w:rPr>
-                <w:rFonts w:hint="eastAsia"/>
-              </w:rPr>
-              <w:t>EndStage</w:t>
-            </w:r>
-            <w:proofErr w:type="spellEnd"/>
-            <w:r>
-              <w:rPr>
-                <w:rFonts w:hint="eastAsia"/>
-              </w:rPr>
-              <w:t xml:space="preserve"> 패킷 받고 cubes 지울 때 오류 해결</w:t>
+              <w:t>- EndStage 패킷 받고 cubes 지울 때 오류 해결</w:t>
             </w:r>
           </w:p>
           <w:p>
@@ -549,11 +525,6 @@
             </w:r>
           </w:p>
           <w:p>
-            <w:pPr>
-              <w:rPr>
-                <w:rFonts w:hint="eastAsia"/>
-              </w:rPr>
-            </w:pPr>
             <w:r>
               <w:rPr>
                 <w:rFonts w:hint="eastAsia"/>
@@ -570,11 +541,6 @@
             </w:r>
           </w:p>
           <w:p>
-            <w:pPr>
-              <w:rPr>
-                <w:rFonts w:hint="eastAsia"/>
-              </w:rPr>
-            </w:pPr>
             <w:r>
               <w:rPr>
                 <w:rFonts w:hint="eastAsia"/>
@@ -599,11 +565,6 @@
             </w:r>
           </w:p>
           <w:p>
-            <w:pPr>
-              <w:rPr>
-                <w:rFonts w:hint="eastAsia"/>
-              </w:rPr>
-            </w:pPr>
             <w:r>
               <w:rPr>
                 <w:rFonts w:hint="eastAsia"/>
@@ -620,11 +581,6 @@
             </w:r>
           </w:p>
           <w:p>
-            <w:pPr>
-              <w:rPr>
-                <w:rFonts w:hint="eastAsia"/>
-              </w:rPr>
-            </w:pPr>
             <w:r>
               <w:rPr>
                 <w:rFonts w:hint="eastAsia"/>
@@ -633,25 +589,12 @@
             </w:r>
           </w:p>
           <w:p>
-            <w:pPr>
-              <w:rPr>
-                <w:rFonts w:hint="eastAsia"/>
-              </w:rPr>
-            </w:pPr>
-            <w:r>
-              <w:rPr>
-                <w:rFonts w:hint="eastAsia"/>
-              </w:rPr>
-              <w:t xml:space="preserve">- 무적 </w:t>
-            </w:r>
-            <w:proofErr w:type="spellStart"/>
-            <w:r>
-              <w:rPr>
-                <w:rFonts w:hint="eastAsia"/>
-              </w:rPr>
-              <w:t>치트키</w:t>
-            </w:r>
-            <w:proofErr w:type="spellEnd"/>
+            <w:r>
+              <w:rPr>
+                <w:rFonts w:hint="eastAsia"/>
+              </w:rPr>
+              <w:t>- 무적 치트키</w:t>
+            </w:r>
           </w:p>
         </w:tc>
       </w:tr>
@@ -695,7 +638,6 @@
                 <w:bCs/>
               </w:rPr>
             </w:pPr>
-            <w:proofErr w:type="spellStart"/>
             <w:r>
               <w:rPr>
                 <w:rFonts w:hint="eastAsia"/>
@@ -704,7 +646,6 @@
               </w:rPr>
               <w:t>윤이하나</w:t>
             </w:r>
-            <w:proofErr w:type="spellEnd"/>
           </w:p>
         </w:tc>
         <w:tc>
@@ -745,7 +686,32 @@
           <w:tcPr>
             <w:tcW w:w="9214" w:type="dxa"/>
           </w:tcPr>
-          <w:p/>
+          <w:p>
+            <w:pPr>
+              <w:rPr>
+                <w:rFonts w:hint="eastAsia"/>
+              </w:rPr>
+            </w:pPr>
+            <w:r>
+              <w:rPr>
+                <w:rFonts w:hint="eastAsia"/>
+              </w:rPr>
+              <w:t>-DummyClient를 완성했고, 동접 테스트를 해보았는데 600명 이동은 잘되는데 몬스터 이동 시야처리가 아직 안되서 좀 버벅거린다. 몬스터 시야처리랑 멀티쓰레드를 나눠서 최적화를 하면 될 것 같다.</w:t>
+            </w:r>
+          </w:p>
+          <w:p>
+            <w:pPr>
+              <w:rPr>
+                <w:rFonts w:hint="eastAsia"/>
+              </w:rPr>
+            </w:pPr>
+            <w:r>
+              <w:rPr>
+                <w:rFonts w:hint="eastAsia"/>
+              </w:rPr>
+              <w:t>-Stage 진행 시간을 측정할 Timer를 추가했다.</w:t>
+            </w:r>
+          </w:p>
         </w:tc>
       </w:tr>
       <w:tr>
@@ -797,7 +763,7 @@
 </file>
 
 <file path=word/endnotes.xml><?xml version="1.0" encoding="utf-8"?>
-<w:endnotes xmlns:wpc="http://schemas.microsoft.com/office/word/2010/wordprocessingCanvas" xmlns:cx="http://schemas.microsoft.com/office/drawing/2014/chartex" xmlns:cx1="http://schemas.microsoft.com/office/drawing/2015/9/8/chartex" xmlns:cx2="http://schemas.microsoft.com/office/drawing/2015/10/21/chartex" xmlns:cx3="http://schemas.microsoft.com/office/drawing/2016/5/9/chartex" xmlns:cx4="http://schemas.microsoft.com/office/drawing/2016/5/10/chartex" xmlns:cx5="http://schemas.microsoft.com/office/drawing/2016/5/11/chartex" xmlns:cx6="http://schemas.microsoft.com/office/drawing/2016/5/12/chartex" xmlns:cx7="http://schemas.microsoft.com/office/drawing/2016/5/13/chartex" xmlns:cx8="http://schemas.microsoft.com/office/drawing/2016/5/14/chartex" xmlns:mc="http://schemas.openxmlformats.org/markup-compatibility/2006" xmlns:aink="http://schemas.microsoft.com/office/drawing/2016/ink" xmlns:am3d="http://schemas.microsoft.com/office/drawing/2017/model3d" xmlns:o="urn:schemas-microsoft-com:office:office" xmlns:oel="http://schemas.microsoft.com/office/2019/extlst" xmlns:r="http://schemas.openxmlformats.org/officeDocument/2006/relationships" xmlns:m="http://schemas.openxmlformats.org/officeDocument/2006/math" xmlns:v="urn:schemas-microsoft-com:vml" xmlns:wp14="http://schemas.microsoft.com/office/word/2010/wordprocessingDrawing" xmlns:wp="http://schemas.openxmlformats.org/drawingml/2006/wordprocessingDrawing" xmlns:w10="urn:schemas-microsoft-com:office:word" xmlns:w="http://schemas.openxmlformats.org/wordprocessingml/2006/main" xmlns:w14="http://schemas.microsoft.com/office/word/2010/wordml" xmlns:w15="http://schemas.microsoft.com/office/word/2012/wordml" xmlns:w16cex="http://schemas.microsoft.com/office/word/2018/wordml/cex" xmlns:w16cid="http://schemas.microsoft.com/office/word/2016/wordml/cid" xmlns:w16="http://schemas.microsoft.com/office/word/2018/wordml" xmlns:w16du="http://schemas.microsoft.com/office/word/2023/wordml/word16du" xmlns:w16sdtdh="http://schemas.microsoft.com/office/word/2020/wordml/sdtdatahash" xmlns:w16se="http://schemas.microsoft.com/office/word/2015/wordml/symex" xmlns:wpg="http://schemas.microsoft.com/office/word/2010/wordprocessingGroup" xmlns:wpi="http://schemas.microsoft.com/office/word/2010/wordprocessingInk" xmlns:wne="http://schemas.microsoft.com/office/word/2006/wordml" xmlns:wps="http://schemas.microsoft.com/office/word/2010/wordprocessingShape" mc:Ignorable="w14 w15 w16se w16cid w16 w16cex w16sdtdh w16du wp14">
+<w:endnotes xmlns:wpc="http://schemas.microsoft.com/office/word/2010/wordprocessingCanvas" xmlns:cx="http://schemas.microsoft.com/office/drawing/2014/chartex" xmlns:cx1="http://schemas.microsoft.com/office/drawing/2015/9/8/chartex" xmlns:cx2="http://schemas.microsoft.com/office/drawing/2015/10/21/chartex" xmlns:cx3="http://schemas.microsoft.com/office/drawing/2016/5/9/chartex" xmlns:cx4="http://schemas.microsoft.com/office/drawing/2016/5/10/chartex" xmlns:cx5="http://schemas.microsoft.com/office/drawing/2016/5/11/chartex" xmlns:cx6="http://schemas.microsoft.com/office/drawing/2016/5/12/chartex" xmlns:cx7="http://schemas.microsoft.com/office/drawing/2016/5/13/chartex" xmlns:cx8="http://schemas.microsoft.com/office/drawing/2016/5/14/chartex" xmlns:mc="http://schemas.openxmlformats.org/markup-compatibility/2006" xmlns:aink="http://schemas.microsoft.com/office/drawing/2016/ink" xmlns:am3d="http://schemas.microsoft.com/office/drawing/2017/model3d" xmlns:o="urn:schemas-microsoft-com:office:office" xmlns:oel="http://schemas.microsoft.com/office/2019/extlst" xmlns:r="http://schemas.openxmlformats.org/officeDocument/2006/relationships" xmlns:m="http://schemas.openxmlformats.org/officeDocument/2006/math" xmlns:v="urn:schemas-microsoft-com:vml" xmlns:wp14="http://schemas.microsoft.com/office/word/2010/wordprocessingDrawing" xmlns:wp="http://schemas.openxmlformats.org/drawingml/2006/wordprocessingDrawing" xmlns:w10="urn:schemas-microsoft-com:office:word" xmlns:w="http://schemas.openxmlformats.org/wordprocessingml/2006/main" xmlns:w14="http://schemas.microsoft.com/office/word/2010/wordml" xmlns:w15="http://schemas.microsoft.com/office/word/2012/wordml" xmlns:w16cex="http://schemas.microsoft.com/office/word/2018/wordml/cex" xmlns:w16cid="http://schemas.microsoft.com/office/word/2016/wordml/cid" xmlns:w16="http://schemas.microsoft.com/office/word/2018/wordml" xmlns:w16du="http://schemas.microsoft.com/office/word/2023/wordml/word16du" xmlns:w16sdtdh="http://schemas.microsoft.com/office/word/2020/wordml/sdtdatahash" xmlns:w16sdtfl="http://schemas.microsoft.com/office/word/2024/wordml/sdtformatlock" xmlns:w16se="http://schemas.microsoft.com/office/word/2015/wordml/symex" xmlns:wpg="http://schemas.microsoft.com/office/word/2010/wordprocessingGroup" xmlns:wpi="http://schemas.microsoft.com/office/word/2010/wordprocessingInk" xmlns:wne="http://schemas.microsoft.com/office/word/2006/wordml" xmlns:wps="http://schemas.microsoft.com/office/word/2010/wordprocessingShape" mc:Ignorable="w14 w15 w16se w16cid w16 w16cex w16sdtdh w16sdtfl w16du wp14">
   <w:endnote w:type="separator" w:id="-1">
     <w:p>
       <w:pPr>
@@ -822,7 +788,7 @@
 </file>
 
 <file path=word/footnotes.xml><?xml version="1.0" encoding="utf-8"?>
-<w:footnotes xmlns:wpc="http://schemas.microsoft.com/office/word/2010/wordprocessingCanvas" xmlns:cx="http://schemas.microsoft.com/office/drawing/2014/chartex" xmlns:cx1="http://schemas.microsoft.com/office/drawing/2015/9/8/chartex" xmlns:cx2="http://schemas.microsoft.com/office/drawing/2015/10/21/chartex" xmlns:cx3="http://schemas.microsoft.com/office/drawing/2016/5/9/chartex" xmlns:cx4="http://schemas.microsoft.com/office/drawing/2016/5/10/chartex" xmlns:cx5="http://schemas.microsoft.com/office/drawing/2016/5/11/chartex" xmlns:cx6="http://schemas.microsoft.com/office/drawing/2016/5/12/chartex" xmlns:cx7="http://schemas.microsoft.com/office/drawing/2016/5/13/chartex" xmlns:cx8="http://schemas.microsoft.com/office/drawing/2016/5/14/chartex" xmlns:mc="http://schemas.openxmlformats.org/markup-compatibility/2006" xmlns:aink="http://schemas.microsoft.com/office/drawing/2016/ink" xmlns:am3d="http://schemas.microsoft.com/office/drawing/2017/model3d" xmlns:o="urn:schemas-microsoft-com:office:office" xmlns:oel="http://schemas.microsoft.com/office/2019/extlst" xmlns:r="http://schemas.openxmlformats.org/officeDocument/2006/relationships" xmlns:m="http://schemas.openxmlformats.org/officeDocument/2006/math" xmlns:v="urn:schemas-microsoft-com:vml" xmlns:wp14="http://schemas.microsoft.com/office/word/2010/wordprocessingDrawing" xmlns:wp="http://schemas.openxmlformats.org/drawingml/2006/wordprocessingDrawing" xmlns:w10="urn:schemas-microsoft-com:office:word" xmlns:w="http://schemas.openxmlformats.org/wordprocessingml/2006/main" xmlns:w14="http://schemas.microsoft.com/office/word/2010/wordml" xmlns:w15="http://schemas.microsoft.com/office/word/2012/wordml" xmlns:w16cex="http://schemas.microsoft.com/office/word/2018/wordml/cex" xmlns:w16cid="http://schemas.microsoft.com/office/word/2016/wordml/cid" xmlns:w16="http://schemas.microsoft.com/office/word/2018/wordml" xmlns:w16du="http://schemas.microsoft.com/office/word/2023/wordml/word16du" xmlns:w16sdtdh="http://schemas.microsoft.com/office/word/2020/wordml/sdtdatahash" xmlns:w16se="http://schemas.microsoft.com/office/word/2015/wordml/symex" xmlns:wpg="http://schemas.microsoft.com/office/word/2010/wordprocessingGroup" xmlns:wpi="http://schemas.microsoft.com/office/word/2010/wordprocessingInk" xmlns:wne="http://schemas.microsoft.com/office/word/2006/wordml" xmlns:wps="http://schemas.microsoft.com/office/word/2010/wordprocessingShape" mc:Ignorable="w14 w15 w16se w16cid w16 w16cex w16sdtdh w16du wp14">
+<w:footnotes xmlns:wpc="http://schemas.microsoft.com/office/word/2010/wordprocessingCanvas" xmlns:cx="http://schemas.microsoft.com/office/drawing/2014/chartex" xmlns:cx1="http://schemas.microsoft.com/office/drawing/2015/9/8/chartex" xmlns:cx2="http://schemas.microsoft.com/office/drawing/2015/10/21/chartex" xmlns:cx3="http://schemas.microsoft.com/office/drawing/2016/5/9/chartex" xmlns:cx4="http://schemas.microsoft.com/office/drawing/2016/5/10/chartex" xmlns:cx5="http://schemas.microsoft.com/office/drawing/2016/5/11/chartex" xmlns:cx6="http://schemas.microsoft.com/office/drawing/2016/5/12/chartex" xmlns:cx7="http://schemas.microsoft.com/office/drawing/2016/5/13/chartex" xmlns:cx8="http://schemas.microsoft.com/office/drawing/2016/5/14/chartex" xmlns:mc="http://schemas.openxmlformats.org/markup-compatibility/2006" xmlns:aink="http://schemas.microsoft.com/office/drawing/2016/ink" xmlns:am3d="http://schemas.microsoft.com/office/drawing/2017/model3d" xmlns:o="urn:schemas-microsoft-com:office:office" xmlns:oel="http://schemas.microsoft.com/office/2019/extlst" xmlns:r="http://schemas.openxmlformats.org/officeDocument/2006/relationships" xmlns:m="http://schemas.openxmlformats.org/officeDocument/2006/math" xmlns:v="urn:schemas-microsoft-com:vml" xmlns:wp14="http://schemas.microsoft.com/office/word/2010/wordprocessingDrawing" xmlns:wp="http://schemas.openxmlformats.org/drawingml/2006/wordprocessingDrawing" xmlns:w10="urn:schemas-microsoft-com:office:word" xmlns:w="http://schemas.openxmlformats.org/wordprocessingml/2006/main" xmlns:w14="http://schemas.microsoft.com/office/word/2010/wordml" xmlns:w15="http://schemas.microsoft.com/office/word/2012/wordml" xmlns:w16cex="http://schemas.microsoft.com/office/word/2018/wordml/cex" xmlns:w16cid="http://schemas.microsoft.com/office/word/2016/wordml/cid" xmlns:w16="http://schemas.microsoft.com/office/word/2018/wordml" xmlns:w16du="http://schemas.microsoft.com/office/word/2023/wordml/word16du" xmlns:w16sdtdh="http://schemas.microsoft.com/office/word/2020/wordml/sdtdatahash" xmlns:w16sdtfl="http://schemas.microsoft.com/office/word/2024/wordml/sdtformatlock" xmlns:w16se="http://schemas.microsoft.com/office/word/2015/wordml/symex" xmlns:wpg="http://schemas.microsoft.com/office/word/2010/wordprocessingGroup" xmlns:wpi="http://schemas.microsoft.com/office/word/2010/wordprocessingInk" xmlns:wne="http://schemas.microsoft.com/office/word/2006/wordml" xmlns:wps="http://schemas.microsoft.com/office/word/2010/wordprocessingShape" mc:Ignorable="w14 w15 w16se w16cid w16 w16cex w16sdtdh w16sdtfl w16du wp14">
   <w:footnote w:type="separator" w:id="-1">
     <w:p>
       <w:pPr>
@@ -847,7 +813,7 @@
 </file>
 
 <file path=word/numbering.xml><?xml version="1.0" encoding="utf-8"?>
-<w:numbering xmlns:wpc="http://schemas.microsoft.com/office/word/2010/wordprocessingCanvas" xmlns:cx="http://schemas.microsoft.com/office/drawing/2014/chartex" xmlns:cx1="http://schemas.microsoft.com/office/drawing/2015/9/8/chartex" xmlns:cx2="http://schemas.microsoft.com/office/drawing/2015/10/21/chartex" xmlns:cx3="http://schemas.microsoft.com/office/drawing/2016/5/9/chartex" xmlns:cx4="http://schemas.microsoft.com/office/drawing/2016/5/10/chartex" xmlns:cx5="http://schemas.microsoft.com/office/drawing/2016/5/11/chartex" xmlns:cx6="http://schemas.microsoft.com/office/drawing/2016/5/12/chartex" xmlns:cx7="http://schemas.microsoft.com/office/drawing/2016/5/13/chartex" xmlns:cx8="http://schemas.microsoft.com/office/drawing/2016/5/14/chartex" xmlns:mc="http://schemas.openxmlformats.org/markup-compatibility/2006" xmlns:aink="http://schemas.microsoft.com/office/drawing/2016/ink" xmlns:am3d="http://schemas.microsoft.com/office/drawing/2017/model3d" xmlns:o="urn:schemas-microsoft-com:office:office" xmlns:oel="http://schemas.microsoft.com/office/2019/extlst" xmlns:r="http://schemas.openxmlformats.org/officeDocument/2006/relationships" xmlns:m="http://schemas.openxmlformats.org/officeDocument/2006/math" xmlns:v="urn:schemas-microsoft-com:vml" xmlns:wp14="http://schemas.microsoft.com/office/word/2010/wordprocessingDrawing" xmlns:wp="http://schemas.openxmlformats.org/drawingml/2006/wordprocessingDrawing" xmlns:w10="urn:schemas-microsoft-com:office:word" xmlns:w="http://schemas.openxmlformats.org/wordprocessingml/2006/main" xmlns:w14="http://schemas.microsoft.com/office/word/2010/wordml" xmlns:w15="http://schemas.microsoft.com/office/word/2012/wordml" xmlns:w16cex="http://schemas.microsoft.com/office/word/2018/wordml/cex" xmlns:w16cid="http://schemas.microsoft.com/office/word/2016/wordml/cid" xmlns:w16="http://schemas.microsoft.com/office/word/2018/wordml" xmlns:w16du="http://schemas.microsoft.com/office/word/2023/wordml/word16du" xmlns:w16sdtdh="http://schemas.microsoft.com/office/word/2020/wordml/sdtdatahash" xmlns:w16se="http://schemas.microsoft.com/office/word/2015/wordml/symex" xmlns:wpg="http://schemas.microsoft.com/office/word/2010/wordprocessingGroup" xmlns:wpi="http://schemas.microsoft.com/office/word/2010/wordprocessingInk" xmlns:wne="http://schemas.microsoft.com/office/word/2006/wordml" xmlns:wps="http://schemas.microsoft.com/office/word/2010/wordprocessingShape" mc:Ignorable="w14 w15 w16se w16cid w16 w16cex w16sdtdh w16du wp14">
+<w:numbering xmlns:wpc="http://schemas.microsoft.com/office/word/2010/wordprocessingCanvas" xmlns:cx="http://schemas.microsoft.com/office/drawing/2014/chartex" xmlns:cx1="http://schemas.microsoft.com/office/drawing/2015/9/8/chartex" xmlns:cx2="http://schemas.microsoft.com/office/drawing/2015/10/21/chartex" xmlns:cx3="http://schemas.microsoft.com/office/drawing/2016/5/9/chartex" xmlns:cx4="http://schemas.microsoft.com/office/drawing/2016/5/10/chartex" xmlns:cx5="http://schemas.microsoft.com/office/drawing/2016/5/11/chartex" xmlns:cx6="http://schemas.microsoft.com/office/drawing/2016/5/12/chartex" xmlns:cx7="http://schemas.microsoft.com/office/drawing/2016/5/13/chartex" xmlns:cx8="http://schemas.microsoft.com/office/drawing/2016/5/14/chartex" xmlns:mc="http://schemas.openxmlformats.org/markup-compatibility/2006" xmlns:aink="http://schemas.microsoft.com/office/drawing/2016/ink" xmlns:am3d="http://schemas.microsoft.com/office/drawing/2017/model3d" xmlns:o="urn:schemas-microsoft-com:office:office" xmlns:oel="http://schemas.microsoft.com/office/2019/extlst" xmlns:r="http://schemas.openxmlformats.org/officeDocument/2006/relationships" xmlns:m="http://schemas.openxmlformats.org/officeDocument/2006/math" xmlns:v="urn:schemas-microsoft-com:vml" xmlns:wp14="http://schemas.microsoft.com/office/word/2010/wordprocessingDrawing" xmlns:wp="http://schemas.openxmlformats.org/drawingml/2006/wordprocessingDrawing" xmlns:w10="urn:schemas-microsoft-com:office:word" xmlns:w="http://schemas.openxmlformats.org/wordprocessingml/2006/main" xmlns:w14="http://schemas.microsoft.com/office/word/2010/wordml" xmlns:w15="http://schemas.microsoft.com/office/word/2012/wordml" xmlns:w16cex="http://schemas.microsoft.com/office/word/2018/wordml/cex" xmlns:w16cid="http://schemas.microsoft.com/office/word/2016/wordml/cid" xmlns:w16="http://schemas.microsoft.com/office/word/2018/wordml" xmlns:w16du="http://schemas.microsoft.com/office/word/2023/wordml/word16du" xmlns:w16sdtdh="http://schemas.microsoft.com/office/word/2020/wordml/sdtdatahash" xmlns:w16sdtfl="http://schemas.microsoft.com/office/word/2024/wordml/sdtformatlock" xmlns:w16se="http://schemas.microsoft.com/office/word/2015/wordml/symex" xmlns:wpg="http://schemas.microsoft.com/office/word/2010/wordprocessingGroup" xmlns:wpi="http://schemas.microsoft.com/office/word/2010/wordprocessingInk" xmlns:wne="http://schemas.microsoft.com/office/word/2006/wordml" xmlns:wps="http://schemas.microsoft.com/office/word/2010/wordprocessingShape" mc:Ignorable="w14 w15 w16se w16cid w16 w16cex w16sdtdh w16sdtfl w16du wp14">
   <w:abstractNum w:abstractNumId="0" w15:restartNumberingAfterBreak="0">
     <w:nsid w:val="1A3D51DD"/>
     <w:multiLevelType w:val="hybridMultilevel"/>
@@ -1200,7 +1166,7 @@
 </file>
 
 <file path=word/styles.xml><?xml version="1.0" encoding="utf-8"?>
-<w:styles xmlns:mc="http://schemas.openxmlformats.org/markup-compatibility/2006" xmlns:r="http://schemas.openxmlformats.org/officeDocument/2006/relationships" xmlns:w="http://schemas.openxmlformats.org/wordprocessingml/2006/main" xmlns:w14="http://schemas.microsoft.com/office/word/2010/wordml" xmlns:w15="http://schemas.microsoft.com/office/word/2012/wordml" xmlns:w16cex="http://schemas.microsoft.com/office/word/2018/wordml/cex" xmlns:w16cid="http://schemas.microsoft.com/office/word/2016/wordml/cid" xmlns:w16="http://schemas.microsoft.com/office/word/2018/wordml" xmlns:w16du="http://schemas.microsoft.com/office/word/2023/wordml/word16du" xmlns:w16sdtdh="http://schemas.microsoft.com/office/word/2020/wordml/sdtdatahash" xmlns:w16se="http://schemas.microsoft.com/office/word/2015/wordml/symex" mc:Ignorable="w14 w15 w16se w16cid w16 w16cex w16sdtdh w16du">
+<w:styles xmlns:mc="http://schemas.openxmlformats.org/markup-compatibility/2006" xmlns:r="http://schemas.openxmlformats.org/officeDocument/2006/relationships" xmlns:w="http://schemas.openxmlformats.org/wordprocessingml/2006/main" xmlns:w14="http://schemas.microsoft.com/office/word/2010/wordml" xmlns:w15="http://schemas.microsoft.com/office/word/2012/wordml" xmlns:w16cex="http://schemas.microsoft.com/office/word/2018/wordml/cex" xmlns:w16cid="http://schemas.microsoft.com/office/word/2016/wordml/cid" xmlns:w16="http://schemas.microsoft.com/office/word/2018/wordml" xmlns:w16du="http://schemas.microsoft.com/office/word/2023/wordml/word16du" xmlns:w16sdtdh="http://schemas.microsoft.com/office/word/2020/wordml/sdtdatahash" xmlns:w16sdtfl="http://schemas.microsoft.com/office/word/2024/wordml/sdtformatlock" xmlns:w16se="http://schemas.microsoft.com/office/word/2015/wordml/symex" mc:Ignorable="w14 w15 w16se w16cid w16 w16cex w16sdtdh w16sdtfl w16du">
   <w:docDefaults>
     <w:rPrDefault>
       <w:rPr>
